--- a/bibliografia/atualizada/Referencias_por_Subsecao_Atualizadas.docx
+++ b/bibliografia/atualizada/Referencias_por_Subsecao_Atualizadas.docx
@@ -55,7 +55,7 @@
           <w:rFonts w:ascii="Times New Roman" w:hAnsi="Times New Roman"/>
           <w:sz w:val="24"/>
         </w:rPr>
-        <w:t>Revisão de 19 de outubro de 2026. B24 identifica o conjunto PVDAQ/OEDI de Deline e colaboradores (2021); B27 documenta o acesso. O estudo utiliza o sistema 2107 entre abril e junho de 2024. O ano da referência é o de publicação do conjunto, enquanto 2024 identifica as observações analisadas. Os cinco arquivos originais, suas URLs e seus hashes estão em data/raw/fontes_pvdaq.json.</w:t>
+        <w:t xml:space="preserve">B24 identifica o conjunto PVDAQ/OEDI de Deline e colaboradores (2021); B27 documenta o acesso. O estudo utiliza o sistema 2107 entre abril e junho de 2024. O ano da referência é o de publicação do conjunto, enquanto 2024 identifica as observações analisadas. Os cinco arquivos originais, suas URLs e seus hashes estão em data/raw/fontes_pvdaq.json.</w:t>
       </w:r>
     </w:p>
     <w:p>
